--- a/User Stories/Epics - 7 and 8.docx
+++ b/User Stories/Epics - 7 and 8.docx
@@ -210,16 +210,7 @@
         <w:t>parent</w:t>
       </w:r>
       <w:r>
-        <w:t xml:space="preserve"> can see </w:t>
-      </w:r>
-      <w:r>
-        <w:t xml:space="preserve">the due date to pay </w:t>
-      </w:r>
-      <w:r>
-        <w:t>the pending fees</w:t>
-      </w:r>
-      <w:r>
-        <w:t>.</w:t>
+        <w:t xml:space="preserve"> can see the due date to pay the pending fees.</w:t>
       </w:r>
     </w:p>
     <w:p>
@@ -240,15 +231,7 @@
       </w:r>
       <w:r>
         <w:br/>
-      </w:r>
-      <w:r>
-        <w:t xml:space="preserve">When the </w:t>
-      </w:r>
-      <w:r>
-        <w:t>parent</w:t>
-      </w:r>
-      <w:r>
-        <w:t xml:space="preserve"> clicks the fee details,</w:t>
+        <w:t>When the parent clicks the fee details,</w:t>
       </w:r>
       <w:r>
         <w:br/>
@@ -265,10 +248,7 @@
         <w:pStyle w:val="ListParagraph"/>
       </w:pPr>
       <w:r>
-        <w:t>Then the pending fees should correctly be displayed</w:t>
-      </w:r>
-      <w:r>
-        <w:t xml:space="preserve"> with next due date.</w:t>
+        <w:t>Then the pending fees should correctly be displayed with next due date.</w:t>
       </w:r>
     </w:p>
     <w:p>
@@ -289,36 +269,11 @@
       </w:r>
       <w:r>
         <w:br/>
-      </w:r>
-      <w:r>
-        <w:t xml:space="preserve">When the </w:t>
-      </w:r>
-      <w:r>
-        <w:t>parent</w:t>
-      </w:r>
-      <w:r>
-        <w:t xml:space="preserve"> clicks the fee details,</w:t>
-      </w:r>
-      <w:r>
-        <w:br/>
-      </w:r>
-      <w:r>
-        <w:t>And</w:t>
-      </w:r>
-      <w:r>
-        <w:t xml:space="preserve"> the parent </w:t>
-      </w:r>
-      <w:r>
-        <w:t>has</w:t>
-      </w:r>
-      <w:r>
-        <w:t xml:space="preserve"> some installment fees</w:t>
-      </w:r>
-      <w:r>
-        <w:t xml:space="preserve"> pending</w:t>
-      </w:r>
-      <w:r>
-        <w:t>,</w:t>
+        <w:t>When the parent clicks the fee details,</w:t>
+      </w:r>
+      <w:r>
+        <w:br/>
+        <w:t>And the parent has some installment fees pending,</w:t>
       </w:r>
     </w:p>
     <w:p>
@@ -326,13 +281,7 @@
         <w:pStyle w:val="ListParagraph"/>
       </w:pPr>
       <w:r>
-        <w:t xml:space="preserve">Then the </w:t>
-      </w:r>
-      <w:r>
-        <w:t>Pay Now button should be enabled to navigate them to payment page</w:t>
-      </w:r>
-      <w:r>
-        <w:t>.</w:t>
+        <w:t>Then the Pay Now button should be enabled to navigate them to payment page.</w:t>
       </w:r>
     </w:p>
     <w:p>
@@ -353,13 +302,7 @@
       </w:r>
       <w:r>
         <w:br/>
-        <w:t xml:space="preserve">When the parent paid </w:t>
-      </w:r>
-      <w:r>
-        <w:t>all the fee</w:t>
-      </w:r>
-      <w:r>
-        <w:t>s,</w:t>
+        <w:t>When the parent paid all the fees,</w:t>
       </w:r>
     </w:p>
     <w:p>
@@ -495,15 +438,7 @@
       </w:r>
       <w:r>
         <w:br/>
-      </w:r>
-      <w:r>
-        <w:t xml:space="preserve">Then </w:t>
-      </w:r>
-      <w:r>
-        <w:t>t</w:t>
-      </w:r>
-      <w:r>
-        <w:t>he parent can view the detailed breakdown of the fees.</w:t>
+        <w:t>Then the parent can view the detailed breakdown of the fees.</w:t>
       </w:r>
       <w:r>
         <w:br/>
@@ -526,16 +461,11 @@
       </w:r>
       <w:r>
         <w:br/>
-      </w:r>
-      <w:r>
         <w:t>And the breakdowns are displayed,</w:t>
       </w:r>
       <w:r>
         <w:br/>
-        <w:t>Then the breakdown includes Book fees, Tuition fees, Term fees, Bus fees, Exam fees and Construction fees</w:t>
-      </w:r>
-      <w:r>
-        <w:t>.</w:t>
+        <w:t>Then the breakdown includes Book fees, Tuition fees, Term fees, Bus fees, Exam fees and Construction fees.</w:t>
       </w:r>
     </w:p>
     <w:p>
@@ -564,13 +494,7 @@
       </w:r>
       <w:r>
         <w:br/>
-        <w:t xml:space="preserve">Then </w:t>
-      </w:r>
-      <w:r>
-        <w:t>t</w:t>
-      </w:r>
-      <w:r>
-        <w:t>he breakdowns should sum up correctly the total fees amount</w:t>
+        <w:t>Then the breakdowns should sum up correctly the total fees amount</w:t>
       </w:r>
       <w:r>
         <w:br/>
@@ -1018,6 +942,9 @@
       </w:r>
     </w:p>
     <w:p>
+      <w:pPr>
+        <w:ind w:left="720"/>
+      </w:pPr>
       <w:r>
         <w:rPr>
           <w:b/>
@@ -1032,6 +959,7 @@
     </w:p>
     <w:p>
       <w:pPr>
+        <w:ind w:left="720"/>
         <w:rPr>
           <w:b/>
           <w:bCs/>
@@ -1051,6 +979,11 @@
           <w:ilvl w:val="0"/>
           <w:numId w:val="12"/>
         </w:numPr>
+        <w:tabs>
+          <w:tab w:val="clear" w:pos="720"/>
+          <w:tab w:val="num" w:pos="1440"/>
+        </w:tabs>
+        <w:ind w:left="1440"/>
       </w:pPr>
       <w:r>
         <w:t>Given the parent is logged-in,</w:t>
@@ -1070,6 +1003,11 @@
           <w:ilvl w:val="0"/>
           <w:numId w:val="13"/>
         </w:numPr>
+        <w:tabs>
+          <w:tab w:val="clear" w:pos="720"/>
+          <w:tab w:val="num" w:pos="1440"/>
+        </w:tabs>
+        <w:ind w:left="1440"/>
       </w:pPr>
       <w:r>
         <w:t>Given the parent is logged-in,</w:t>
@@ -1089,6 +1027,11 @@
           <w:ilvl w:val="0"/>
           <w:numId w:val="14"/>
         </w:numPr>
+        <w:tabs>
+          <w:tab w:val="clear" w:pos="720"/>
+          <w:tab w:val="num" w:pos="1440"/>
+        </w:tabs>
+        <w:ind w:left="1440"/>
       </w:pPr>
       <w:r>
         <w:t>Given the parent is logged-in,</w:t>
@@ -1108,6 +1051,11 @@
           <w:ilvl w:val="0"/>
           <w:numId w:val="15"/>
         </w:numPr>
+        <w:tabs>
+          <w:tab w:val="clear" w:pos="720"/>
+          <w:tab w:val="num" w:pos="1440"/>
+        </w:tabs>
+        <w:ind w:left="1440"/>
       </w:pPr>
       <w:r>
         <w:t>Given the parent is logged-in,</w:t>
@@ -2427,6 +2375,9 @@
       </w:r>
     </w:p>
     <w:p>
+      <w:pPr>
+        <w:ind w:left="720"/>
+      </w:pPr>
       <w:r>
         <w:rPr>
           <w:b/>
@@ -2441,6 +2392,7 @@
     </w:p>
     <w:p>
       <w:pPr>
+        <w:ind w:left="720"/>
         <w:rPr>
           <w:b/>
           <w:bCs/>
@@ -2460,6 +2412,11 @@
           <w:ilvl w:val="0"/>
           <w:numId w:val="52"/>
         </w:numPr>
+        <w:tabs>
+          <w:tab w:val="clear" w:pos="720"/>
+          <w:tab w:val="num" w:pos="1440"/>
+        </w:tabs>
+        <w:ind w:left="1440"/>
       </w:pPr>
       <w:r>
         <w:t>Given the administrator is logged-in,</w:t>
@@ -2479,6 +2436,11 @@
           <w:ilvl w:val="0"/>
           <w:numId w:val="53"/>
         </w:numPr>
+        <w:tabs>
+          <w:tab w:val="clear" w:pos="720"/>
+          <w:tab w:val="num" w:pos="1440"/>
+        </w:tabs>
+        <w:ind w:left="1440"/>
       </w:pPr>
       <w:r>
         <w:t>Given the administrator is logged-in,</w:t>
@@ -12031,6 +11993,7 @@
   <w:style w:type="character" w:default="1" w:styleId="DefaultParagraphFont">
     <w:name w:val="Default Paragraph Font"/>
     <w:uiPriority w:val="1"/>
+    <w:semiHidden/>
     <w:unhideWhenUsed/>
   </w:style>
   <w:style w:type="table" w:default="1" w:styleId="TableNormal">
